--- a/public/fun/forms/자기소개서_브랜드·그래픽디자이너_7_준비4단계형.docx
+++ b/public/fun/forms/자기소개서_브랜드·그래픽디자이너_7_준비4단계형.docx
@@ -451,7 +451,7 @@
           <w:color w:val="8A929C"/>
           <w:sz w:val="17"/>
         </w:rPr>
-        <w:t xml:space="preserve">   (600자)</w:t>
+        <w:t xml:space="preserve">   (600자 · STAR로)</w:t>
       </w:r>
     </w:p>
     <w:tbl>
@@ -685,7 +685,7 @@
           <w:color w:val="8A929C"/>
           <w:sz w:val="17"/>
         </w:rPr>
-        <w:t xml:space="preserve">   (500자)</w:t>
+        <w:t xml:space="preserve">   (500자 · 내 경험과 연결)</w:t>
       </w:r>
     </w:p>
     <w:tbl>

--- a/public/fun/forms/자기소개서_브랜드·그래픽디자이너_7_준비4단계형.docx
+++ b/public/fun/forms/자기소개서_브랜드·그래픽디자이너_7_준비4단계형.docx
@@ -1026,7 +1026,7 @@
                 <w:color w:val="696359"/>
                 <w:sz w:val="19"/>
               </w:rPr>
-              <w:t>오래된 이미지로 20대 고객 유입이 낮았음</w:t>
+              <w:t>오래된 이미지로 신규 고객 유입이 낮았음</w:t>
             </w:r>
           </w:p>
         </w:tc>
@@ -1164,7 +1164,7 @@
                 <w:color w:val="696359"/>
                 <w:sz w:val="19"/>
               </w:rPr>
-              <w:t>신규 구매자 중 20대 비율 12% → 27%</w:t>
+              <w:t>신규 구매자 비율 12% → 27%</w:t>
             </w:r>
           </w:p>
         </w:tc>
